--- a/doc/ТЗ/Контроллер/2026-07-20 Изменения программы ОО.docx
+++ b/doc/ТЗ/Контроллер/2026-07-20 Изменения программы ОО.docx
@@ -47,16 +47,17 @@
           <w:rFonts w:ascii="Times New Roman" w:hAnsi="Times New Roman" w:cs="Times New Roman"/>
           <w:sz w:val="24"/>
           <w:szCs w:val="24"/>
-          <w:lang w:val="ru-RU"/>
-        </w:rPr>
-      </w:pPr>
-      <w:r>
-        <w:rPr>
-          <w:rFonts w:ascii="Times New Roman" w:hAnsi="Times New Roman" w:cs="Times New Roman"/>
-          <w:b/>
-          <w:sz w:val="24"/>
-          <w:szCs w:val="24"/>
-          <w:highlight w:val="black"/>
+          <w:highlight w:val="lightGray"/>
+          <w:lang w:val="ru-RU"/>
+        </w:rPr>
+      </w:pPr>
+      <w:r>
+        <w:rPr>
+          <w:rFonts w:ascii="Times New Roman" w:hAnsi="Times New Roman" w:cs="Times New Roman"/>
+          <w:b/>
+          <w:sz w:val="24"/>
+          <w:szCs w:val="24"/>
+          <w:highlight w:val="lightGray"/>
           <w:lang w:val="ru-RU"/>
         </w:rPr>
         <w:t xml:space="preserve">2. </w:t>
@@ -66,7 +67,7 @@
           <w:rFonts w:ascii="Times New Roman" w:hAnsi="Times New Roman" w:cs="Times New Roman"/>
           <w:sz w:val="24"/>
           <w:szCs w:val="24"/>
-          <w:highlight w:val="black"/>
+          <w:highlight w:val="lightGray"/>
           <w:lang w:val="ru-RU"/>
         </w:rPr>
         <w:t>В схеме для</w:t>
@@ -77,7 +78,7 @@
           <w:b/>
           <w:sz w:val="24"/>
           <w:szCs w:val="24"/>
-          <w:highlight w:val="black"/>
+          <w:highlight w:val="lightGray"/>
           <w:lang w:val="ru-RU"/>
         </w:rPr>
         <w:t xml:space="preserve"> </w:t>
@@ -88,7 +89,7 @@
           <w:b/>
           <w:sz w:val="24"/>
           <w:szCs w:val="24"/>
-          <w:highlight w:val="black"/>
+          <w:highlight w:val="lightGray"/>
           <w:lang w:val="en-US"/>
         </w:rPr>
         <w:t>STM</w:t>
@@ -99,7 +100,7 @@
           <w:b/>
           <w:sz w:val="24"/>
           <w:szCs w:val="24"/>
-          <w:highlight w:val="black"/>
+          <w:highlight w:val="lightGray"/>
           <w:lang w:val="ru-RU"/>
         </w:rPr>
         <w:t>32</w:t>
@@ -110,7 +111,7 @@
           <w:b/>
           <w:sz w:val="24"/>
           <w:szCs w:val="24"/>
-          <w:highlight w:val="black"/>
+          <w:highlight w:val="lightGray"/>
           <w:lang w:val="en-US"/>
         </w:rPr>
         <w:t>F</w:t>
@@ -121,7 +122,7 @@
           <w:b/>
           <w:sz w:val="24"/>
           <w:szCs w:val="24"/>
-          <w:highlight w:val="black"/>
+          <w:highlight w:val="lightGray"/>
           <w:lang w:val="ru-RU"/>
         </w:rPr>
         <w:t xml:space="preserve">4 </w:t>
@@ -131,7 +132,7 @@
           <w:rFonts w:ascii="Times New Roman" w:hAnsi="Times New Roman" w:cs="Times New Roman"/>
           <w:sz w:val="24"/>
           <w:szCs w:val="24"/>
-          <w:highlight w:val="black"/>
+          <w:highlight w:val="lightGray"/>
           <w:lang w:val="ru-RU"/>
         </w:rPr>
         <w:t>изменили:</w:t>
@@ -153,27 +154,17 @@
           <w:b/>
           <w:sz w:val="24"/>
           <w:szCs w:val="24"/>
-          <w:lang w:val="ru-RU"/>
-        </w:rPr>
-        <w:t xml:space="preserve">    </w:t>
-      </w:r>
-      <w:r>
-        <w:rPr>
-          <w:rFonts w:ascii="Times New Roman" w:hAnsi="Times New Roman" w:cs="Times New Roman"/>
-          <w:b/>
-          <w:sz w:val="24"/>
-          <w:szCs w:val="24"/>
-          <w:highlight w:val="black"/>
-          <w:lang w:val="ru-RU"/>
-        </w:rPr>
-        <w:t xml:space="preserve">- </w:t>
-      </w:r>
-      <w:r>
-        <w:rPr>
-          <w:rFonts w:ascii="Times New Roman" w:hAnsi="Times New Roman" w:cs="Times New Roman"/>
-          <w:sz w:val="24"/>
-          <w:szCs w:val="24"/>
-          <w:highlight w:val="black"/>
+          <w:highlight w:val="lightGray"/>
+          <w:lang w:val="ru-RU"/>
+        </w:rPr>
+        <w:t xml:space="preserve">    - </w:t>
+      </w:r>
+      <w:r>
+        <w:rPr>
+          <w:rFonts w:ascii="Times New Roman" w:hAnsi="Times New Roman" w:cs="Times New Roman"/>
+          <w:sz w:val="24"/>
+          <w:szCs w:val="24"/>
+          <w:highlight w:val="lightGray"/>
           <w:lang w:val="ru-RU"/>
         </w:rPr>
         <w:t xml:space="preserve">сигнал </w:t>
@@ -184,7 +175,7 @@
           <w:b/>
           <w:sz w:val="24"/>
           <w:szCs w:val="24"/>
-          <w:highlight w:val="black"/>
+          <w:highlight w:val="lightGray"/>
           <w:lang w:val="en-US"/>
         </w:rPr>
         <w:t>ST</w:t>
@@ -195,7 +186,7 @@
           <w:b/>
           <w:sz w:val="24"/>
           <w:szCs w:val="24"/>
-          <w:highlight w:val="black"/>
+          <w:highlight w:val="lightGray"/>
           <w:lang w:val="ru-RU"/>
         </w:rPr>
         <w:t>_</w:t>
@@ -206,7 +197,7 @@
           <w:b/>
           <w:sz w:val="24"/>
           <w:szCs w:val="24"/>
-          <w:highlight w:val="black"/>
+          <w:highlight w:val="lightGray"/>
           <w:lang w:val="en-US"/>
         </w:rPr>
         <w:t>TB</w:t>
@@ -217,7 +208,7 @@
           <w:b/>
           <w:sz w:val="24"/>
           <w:szCs w:val="24"/>
-          <w:highlight w:val="black"/>
+          <w:highlight w:val="lightGray"/>
           <w:lang w:val="ru-RU"/>
         </w:rPr>
         <w:t xml:space="preserve"> – </w:t>
@@ -227,7 +218,7 @@
           <w:rFonts w:ascii="Times New Roman" w:hAnsi="Times New Roman" w:cs="Times New Roman"/>
           <w:sz w:val="24"/>
           <w:szCs w:val="24"/>
-          <w:highlight w:val="black"/>
+          <w:highlight w:val="lightGray"/>
           <w:lang w:val="ru-RU"/>
         </w:rPr>
         <w:t>запуск развертки формируется</w:t>
@@ -238,7 +229,7 @@
           <w:b/>
           <w:sz w:val="24"/>
           <w:szCs w:val="24"/>
-          <w:highlight w:val="black"/>
+          <w:highlight w:val="lightGray"/>
           <w:lang w:val="ru-RU"/>
         </w:rPr>
         <w:t xml:space="preserve"> </w:t>
@@ -249,7 +240,7 @@
           <w:b/>
           <w:sz w:val="24"/>
           <w:szCs w:val="24"/>
-          <w:highlight w:val="black"/>
+          <w:highlight w:val="lightGray"/>
           <w:lang w:val="en-US"/>
         </w:rPr>
         <w:t>STM</w:t>
@@ -260,7 +251,7 @@
           <w:b/>
           <w:sz w:val="24"/>
           <w:szCs w:val="24"/>
-          <w:highlight w:val="black"/>
+          <w:highlight w:val="lightGray"/>
           <w:lang w:val="ru-RU"/>
         </w:rPr>
         <w:t>32</w:t>
@@ -271,7 +262,7 @@
           <w:b/>
           <w:sz w:val="24"/>
           <w:szCs w:val="24"/>
-          <w:highlight w:val="black"/>
+          <w:highlight w:val="lightGray"/>
           <w:lang w:val="en-US"/>
         </w:rPr>
         <w:t>F</w:t>
@@ -282,7 +273,7 @@
           <w:b/>
           <w:sz w:val="24"/>
           <w:szCs w:val="24"/>
-          <w:highlight w:val="black"/>
+          <w:highlight w:val="lightGray"/>
           <w:lang w:val="ru-RU"/>
         </w:rPr>
         <w:t xml:space="preserve">4 </w:t>
@@ -293,7 +284,7 @@
           <w:b/>
           <w:sz w:val="24"/>
           <w:szCs w:val="24"/>
-          <w:highlight w:val="black"/>
+          <w:highlight w:val="lightGray"/>
           <w:lang w:val="en-US"/>
         </w:rPr>
         <w:t>pin</w:t>
@@ -303,7 +294,7 @@
           <w:rFonts w:ascii="Times New Roman" w:hAnsi="Times New Roman" w:cs="Times New Roman"/>
           <w:sz w:val="24"/>
           <w:szCs w:val="24"/>
-          <w:highlight w:val="black"/>
+          <w:highlight w:val="lightGray"/>
           <w:lang w:val="ru-RU"/>
         </w:rPr>
         <w:t>.</w:t>
@@ -313,7 +304,7 @@
           <w:rFonts w:ascii="Times New Roman" w:hAnsi="Times New Roman" w:cs="Times New Roman"/>
           <w:sz w:val="24"/>
           <w:szCs w:val="24"/>
-          <w:highlight w:val="black"/>
+          <w:highlight w:val="lightGray"/>
           <w:lang w:val="ru-RU"/>
         </w:rPr>
         <w:t>36;</w:t>
@@ -570,7 +561,7 @@
           <w:rFonts w:ascii="Times New Roman" w:hAnsi="Times New Roman" w:cs="Times New Roman"/>
           <w:sz w:val="24"/>
           <w:szCs w:val="24"/>
-          <w:highlight w:val="black"/>
+          <w:highlight w:val="lightGray"/>
           <w:lang w:val="ru-RU"/>
         </w:rPr>
         <w:t>Назначение</w:t>
@@ -580,7 +571,7 @@
           <w:rFonts w:ascii="Times New Roman" w:hAnsi="Times New Roman" w:cs="Times New Roman"/>
           <w:sz w:val="24"/>
           <w:szCs w:val="24"/>
-          <w:highlight w:val="black"/>
+          <w:highlight w:val="lightGray"/>
           <w:lang w:val="en-US"/>
         </w:rPr>
         <w:t xml:space="preserve"> </w:t>
@@ -590,7 +581,7 @@
           <w:rFonts w:ascii="Times New Roman" w:hAnsi="Times New Roman" w:cs="Times New Roman"/>
           <w:sz w:val="24"/>
           <w:szCs w:val="24"/>
-          <w:highlight w:val="black"/>
+          <w:highlight w:val="lightGray"/>
           <w:lang w:val="en-US"/>
         </w:rPr>
         <w:t xml:space="preserve"> </w:t>
@@ -600,7 +591,7 @@
           <w:rFonts w:ascii="Times New Roman" w:hAnsi="Times New Roman" w:cs="Times New Roman"/>
           <w:sz w:val="24"/>
           <w:szCs w:val="24"/>
-          <w:highlight w:val="black"/>
+          <w:highlight w:val="lightGray"/>
           <w:lang w:val="en-US"/>
         </w:rPr>
         <w:t xml:space="preserve"> </w:t>
@@ -611,7 +602,7 @@
           <w:b/>
           <w:sz w:val="24"/>
           <w:szCs w:val="24"/>
-          <w:highlight w:val="black"/>
+          <w:highlight w:val="lightGray"/>
           <w:lang w:val="en-US"/>
         </w:rPr>
         <w:t>pin.</w:t>
@@ -621,7 +612,7 @@
           <w:rFonts w:ascii="Times New Roman" w:hAnsi="Times New Roman" w:cs="Times New Roman"/>
           <w:sz w:val="24"/>
           <w:szCs w:val="24"/>
-          <w:highlight w:val="black"/>
+          <w:highlight w:val="lightGray"/>
           <w:lang w:val="en-US"/>
         </w:rPr>
         <w:t xml:space="preserve"> </w:t>
@@ -631,7 +622,7 @@
           <w:rFonts w:ascii="Times New Roman" w:hAnsi="Times New Roman" w:cs="Times New Roman"/>
           <w:sz w:val="24"/>
           <w:szCs w:val="24"/>
-          <w:highlight w:val="black"/>
+          <w:highlight w:val="lightGray"/>
           <w:lang w:val="ru-RU"/>
         </w:rPr>
         <w:t>модуля</w:t>
@@ -641,7 +632,7 @@
           <w:rFonts w:ascii="Times New Roman" w:hAnsi="Times New Roman" w:cs="Times New Roman"/>
           <w:sz w:val="24"/>
           <w:szCs w:val="24"/>
-          <w:highlight w:val="black"/>
+          <w:highlight w:val="lightGray"/>
           <w:lang w:val="en-US"/>
         </w:rPr>
         <w:t xml:space="preserve"> </w:t>
@@ -652,7 +643,7 @@
           <w:b/>
           <w:sz w:val="24"/>
           <w:szCs w:val="24"/>
-          <w:highlight w:val="black"/>
+          <w:highlight w:val="lightGray"/>
           <w:lang w:val="en-US"/>
         </w:rPr>
         <w:t>SPI</w:t>
@@ -662,7 +653,7 @@
           <w:rFonts w:ascii="Times New Roman" w:hAnsi="Times New Roman" w:cs="Times New Roman"/>
           <w:sz w:val="24"/>
           <w:szCs w:val="24"/>
-          <w:highlight w:val="black"/>
+          <w:highlight w:val="lightGray"/>
           <w:lang w:val="en-US"/>
         </w:rPr>
         <w:t xml:space="preserve">  </w:t>
@@ -673,7 +664,7 @@
           <w:b/>
           <w:sz w:val="24"/>
           <w:szCs w:val="24"/>
-          <w:highlight w:val="black"/>
+          <w:highlight w:val="lightGray"/>
           <w:lang w:val="en-US"/>
         </w:rPr>
         <w:t>ORANGE  PI 5 Plus</w:t>
@@ -683,7 +674,7 @@
           <w:rFonts w:ascii="Times New Roman" w:hAnsi="Times New Roman" w:cs="Times New Roman"/>
           <w:sz w:val="24"/>
           <w:szCs w:val="24"/>
-          <w:highlight w:val="black"/>
+          <w:highlight w:val="lightGray"/>
           <w:lang w:val="en-US"/>
         </w:rPr>
         <w:t xml:space="preserve">  </w:t>
@@ -693,7 +684,7 @@
           <w:rFonts w:ascii="Times New Roman" w:hAnsi="Times New Roman" w:cs="Times New Roman"/>
           <w:sz w:val="24"/>
           <w:szCs w:val="24"/>
-          <w:highlight w:val="black"/>
+          <w:highlight w:val="lightGray"/>
           <w:lang w:val="en-US"/>
         </w:rPr>
         <w:t xml:space="preserve"> </w:t>
@@ -703,7 +694,7 @@
           <w:rFonts w:ascii="Times New Roman" w:hAnsi="Times New Roman" w:cs="Times New Roman"/>
           <w:sz w:val="24"/>
           <w:szCs w:val="24"/>
-          <w:highlight w:val="black"/>
+          <w:highlight w:val="lightGray"/>
           <w:lang w:val="en-US"/>
         </w:rPr>
         <w:t>:</w:t>
@@ -1455,15 +1446,16 @@
           <w:rFonts w:ascii="Times New Roman" w:hAnsi="Times New Roman" w:cs="Times New Roman"/>
           <w:sz w:val="24"/>
           <w:szCs w:val="24"/>
-          <w:lang w:val="ru-RU"/>
-        </w:rPr>
-      </w:pPr>
-      <w:r>
-        <w:rPr>
-          <w:rFonts w:ascii="Times New Roman" w:hAnsi="Times New Roman" w:cs="Times New Roman"/>
-          <w:sz w:val="24"/>
-          <w:szCs w:val="24"/>
-          <w:highlight w:val="black"/>
+          <w:highlight w:val="lightGray"/>
+          <w:lang w:val="ru-RU"/>
+        </w:rPr>
+      </w:pPr>
+      <w:r>
+        <w:rPr>
+          <w:rFonts w:ascii="Times New Roman" w:hAnsi="Times New Roman" w:cs="Times New Roman"/>
+          <w:sz w:val="24"/>
+          <w:szCs w:val="24"/>
+          <w:highlight w:val="lightGray"/>
           <w:lang w:val="ru-RU"/>
         </w:rPr>
         <w:t xml:space="preserve">3.  </w:t>
@@ -1473,7 +1465,7 @@
           <w:rFonts w:ascii="Times New Roman" w:hAnsi="Times New Roman" w:cs="Times New Roman"/>
           <w:sz w:val="24"/>
           <w:szCs w:val="24"/>
-          <w:highlight w:val="black"/>
+          <w:highlight w:val="lightGray"/>
           <w:lang w:val="ru-RU"/>
         </w:rPr>
         <w:t xml:space="preserve">  </w:t>
@@ -1484,7 +1476,7 @@
           <w:b/>
           <w:sz w:val="24"/>
           <w:szCs w:val="24"/>
-          <w:highlight w:val="black"/>
+          <w:highlight w:val="lightGray"/>
           <w:lang w:val="ru-RU"/>
         </w:rPr>
         <w:t xml:space="preserve">Сигнала </w:t>
@@ -1495,7 +1487,7 @@
           <w:b/>
           <w:sz w:val="24"/>
           <w:szCs w:val="24"/>
-          <w:highlight w:val="black"/>
+          <w:highlight w:val="lightGray"/>
           <w:lang w:val="en-US"/>
         </w:rPr>
         <w:t>Stop</w:t>
@@ -1506,7 +1498,7 @@
           <w:b/>
           <w:sz w:val="24"/>
           <w:szCs w:val="24"/>
-          <w:highlight w:val="black"/>
+          <w:highlight w:val="lightGray"/>
           <w:lang w:val="ru-RU"/>
         </w:rPr>
         <w:t>_</w:t>
@@ -1517,7 +1509,7 @@
           <w:b/>
           <w:sz w:val="24"/>
           <w:szCs w:val="24"/>
-          <w:highlight w:val="black"/>
+          <w:highlight w:val="lightGray"/>
           <w:lang w:val="en-US"/>
         </w:rPr>
         <w:t>TB</w:t>
@@ -1527,7 +1519,7 @@
           <w:rFonts w:ascii="Times New Roman" w:hAnsi="Times New Roman" w:cs="Times New Roman"/>
           <w:sz w:val="24"/>
           <w:szCs w:val="24"/>
-          <w:highlight w:val="black"/>
+          <w:highlight w:val="lightGray"/>
           <w:lang w:val="ru-RU"/>
         </w:rPr>
         <w:t xml:space="preserve"> </w:t>
@@ -1537,7 +1529,7 @@
           <w:rFonts w:ascii="Times New Roman" w:hAnsi="Times New Roman" w:cs="Times New Roman"/>
           <w:sz w:val="24"/>
           <w:szCs w:val="24"/>
-          <w:highlight w:val="black"/>
+          <w:highlight w:val="lightGray"/>
           <w:lang w:val="ru-RU"/>
         </w:rPr>
         <w:t xml:space="preserve"> формируется </w:t>
@@ -1548,7 +1540,7 @@
           <w:b/>
           <w:sz w:val="24"/>
           <w:szCs w:val="24"/>
-          <w:highlight w:val="black"/>
+          <w:highlight w:val="lightGray"/>
           <w:lang w:val="ru-RU"/>
         </w:rPr>
         <w:t xml:space="preserve">контроллером </w:t>
@@ -1559,7 +1551,7 @@
           <w:b/>
           <w:sz w:val="24"/>
           <w:szCs w:val="24"/>
-          <w:highlight w:val="black"/>
+          <w:highlight w:val="lightGray"/>
           <w:lang w:val="en-US"/>
         </w:rPr>
         <w:t>STM</w:t>
@@ -1570,7 +1562,7 @@
           <w:b/>
           <w:sz w:val="24"/>
           <w:szCs w:val="24"/>
-          <w:highlight w:val="black"/>
+          <w:highlight w:val="lightGray"/>
           <w:lang w:val="ru-RU"/>
         </w:rPr>
         <w:t>32</w:t>
@@ -1581,7 +1573,7 @@
           <w:b/>
           <w:sz w:val="24"/>
           <w:szCs w:val="24"/>
-          <w:highlight w:val="black"/>
+          <w:highlight w:val="lightGray"/>
           <w:lang w:val="en-US"/>
         </w:rPr>
         <w:t>F</w:t>
@@ -1591,7 +1583,7 @@
           <w:rFonts w:ascii="Times New Roman" w:hAnsi="Times New Roman" w:cs="Times New Roman"/>
           <w:sz w:val="24"/>
           <w:szCs w:val="24"/>
-          <w:highlight w:val="black"/>
+          <w:highlight w:val="lightGray"/>
           <w:lang w:val="ru-RU"/>
         </w:rPr>
         <w:t xml:space="preserve">, используется </w:t>
@@ -1601,7 +1593,7 @@
           <w:rFonts w:ascii="Times New Roman" w:hAnsi="Times New Roman" w:cs="Times New Roman"/>
           <w:sz w:val="24"/>
           <w:szCs w:val="24"/>
-          <w:highlight w:val="black"/>
+          <w:highlight w:val="lightGray"/>
           <w:lang w:val="en-US"/>
         </w:rPr>
         <w:t>pin</w:t>
@@ -1611,7 +1603,7 @@
           <w:rFonts w:ascii="Times New Roman" w:hAnsi="Times New Roman" w:cs="Times New Roman"/>
           <w:sz w:val="24"/>
           <w:szCs w:val="24"/>
-          <w:highlight w:val="black"/>
+          <w:highlight w:val="lightGray"/>
           <w:lang w:val="ru-RU"/>
         </w:rPr>
         <w:t>.15.</w:t>
@@ -1625,6 +1617,7 @@
           <w:rFonts w:ascii="Times New Roman" w:hAnsi="Times New Roman" w:cs="Times New Roman"/>
           <w:sz w:val="24"/>
           <w:szCs w:val="24"/>
+          <w:highlight w:val="lightGray"/>
           <w:lang w:val="ru-RU"/>
         </w:rPr>
       </w:pPr>
@@ -1645,7 +1638,7 @@
           <w:rFonts w:ascii="Times New Roman" w:hAnsi="Times New Roman" w:cs="Times New Roman"/>
           <w:sz w:val="24"/>
           <w:szCs w:val="24"/>
-          <w:highlight w:val="black"/>
+          <w:highlight w:val="lightGray"/>
           <w:lang w:val="ru-RU"/>
         </w:rPr>
         <w:t>4.</w:t>
@@ -1656,7 +1649,7 @@
           <w:b/>
           <w:sz w:val="24"/>
           <w:szCs w:val="24"/>
-          <w:highlight w:val="black"/>
+          <w:highlight w:val="lightGray"/>
           <w:lang w:val="ru-RU"/>
         </w:rPr>
         <w:t xml:space="preserve"> Управление динамическими </w:t>
@@ -1667,7 +1660,7 @@
           <w:b/>
           <w:sz w:val="24"/>
           <w:szCs w:val="24"/>
-          <w:highlight w:val="black"/>
+          <w:highlight w:val="lightGray"/>
           <w:lang w:val="en-US"/>
         </w:rPr>
         <w:t>DAC</w:t>
@@ -2437,14 +2430,21 @@
           <w:szCs w:val="30"/>
           <w:lang w:val="ru-RU"/>
         </w:rPr>
-        <w:t xml:space="preserve">      </w:t>
-      </w:r>
-      <w:r>
-        <w:rPr>
-          <w:rFonts w:ascii="Times New Roman" w:hAnsi="Times New Roman" w:cs="Times New Roman"/>
-          <w:sz w:val="24"/>
-          <w:szCs w:val="24"/>
-          <w:highlight w:val="black"/>
+        <w:t xml:space="preserve">     </w:t>
+      </w:r>
+      <w:r>
+        <w:rPr>
+          <w:szCs w:val="30"/>
+          <w:lang w:val="ru-RU"/>
+        </w:rPr>
+        <w:t xml:space="preserve"> </w:t>
+      </w:r>
+      <w:r>
+        <w:rPr>
+          <w:rFonts w:ascii="Times New Roman" w:hAnsi="Times New Roman" w:cs="Times New Roman"/>
+          <w:sz w:val="24"/>
+          <w:szCs w:val="24"/>
+          <w:highlight w:val="lightGray"/>
           <w:lang w:val="ru-RU"/>
         </w:rPr>
         <w:t xml:space="preserve">Назначение остальных </w:t>
@@ -2454,7 +2454,7 @@
           <w:rFonts w:ascii="Times New Roman" w:hAnsi="Times New Roman" w:cs="Times New Roman"/>
           <w:sz w:val="24"/>
           <w:szCs w:val="24"/>
-          <w:highlight w:val="black"/>
+          <w:highlight w:val="lightGray"/>
           <w:lang w:val="en-US"/>
         </w:rPr>
         <w:t>pin</w:t>
@@ -2464,7 +2464,7 @@
           <w:rFonts w:ascii="Times New Roman" w:hAnsi="Times New Roman" w:cs="Times New Roman"/>
           <w:sz w:val="24"/>
           <w:szCs w:val="24"/>
-          <w:highlight w:val="black"/>
+          <w:highlight w:val="lightGray"/>
           <w:lang w:val="ru-RU"/>
         </w:rPr>
         <w:t xml:space="preserve">. </w:t>
@@ -2475,7 +2475,7 @@
           <w:b/>
           <w:sz w:val="24"/>
           <w:szCs w:val="24"/>
-          <w:highlight w:val="black"/>
+          <w:highlight w:val="lightGray"/>
           <w:lang w:val="en-US"/>
         </w:rPr>
         <w:t>STM</w:t>
@@ -2486,7 +2486,7 @@
           <w:b/>
           <w:sz w:val="24"/>
           <w:szCs w:val="24"/>
-          <w:highlight w:val="black"/>
+          <w:highlight w:val="lightGray"/>
           <w:lang w:val="ru-RU"/>
         </w:rPr>
         <w:t>32</w:t>
@@ -2497,7 +2497,7 @@
           <w:b/>
           <w:sz w:val="24"/>
           <w:szCs w:val="24"/>
-          <w:highlight w:val="black"/>
+          <w:highlight w:val="lightGray"/>
           <w:lang w:val="en-US"/>
         </w:rPr>
         <w:t>F</w:t>
@@ -2508,7 +2508,7 @@
           <w:b/>
           <w:sz w:val="24"/>
           <w:szCs w:val="24"/>
-          <w:highlight w:val="black"/>
+          <w:highlight w:val="lightGray"/>
           <w:lang w:val="ru-RU"/>
         </w:rPr>
         <w:t xml:space="preserve">4 </w:t>
@@ -2518,7 +2518,7 @@
           <w:rFonts w:ascii="Times New Roman" w:hAnsi="Times New Roman" w:cs="Times New Roman"/>
           <w:sz w:val="24"/>
           <w:szCs w:val="24"/>
-          <w:highlight w:val="black"/>
+          <w:highlight w:val="lightGray"/>
           <w:lang w:val="ru-RU"/>
         </w:rPr>
         <w:t>не изменилось.</w:t>
